--- a/materials/第1讲整合试讲主版本/03_逐题讲评.docx
+++ b/materials/第1讲整合试讲主版本/03_逐题讲评.docx
@@ -5,6 +5,8 @@
     <w:p>
       <w:pPr>
         <w:pStyle w:val="Title"/>
+        <w:keepNext/>
+        <w:keepLines/>
       </w:pPr>
       <w:r>
         <w:t xml:space="preserve">宪法总论 逐题讲评</w:t>
@@ -31,6 +33,8 @@
     <w:p>
       <w:pPr>
         <w:pStyle w:val="Heading1"/>
+        <w:keepNext/>
+        <w:keepLines/>
       </w:pPr>
       <w:r>
         <w:t xml:space="preserve">任务1 机关成立以后为什么仍有这些要求</w:t>
@@ -135,6 +139,8 @@
     <w:p>
       <w:pPr>
         <w:pStyle w:val="Heading1"/>
+        <w:keepNext/>
+        <w:keepLines/>
         <w:pageBreakBefore/>
       </w:pPr>
       <w:r>
@@ -224,6 +230,8 @@
     <w:p>
       <w:pPr>
         <w:pStyle w:val="Heading1"/>
+        <w:keepNext/>
+        <w:keepLines/>
         <w:pageBreakBefore/>
       </w:pPr>
       <w:r>
@@ -345,6 +353,8 @@
     <w:p>
       <w:pPr>
         <w:pStyle w:val="Heading1"/>
+        <w:keepNext/>
+        <w:keepLines/>
         <w:pageBreakBefore/>
       </w:pPr>
       <w:r>
@@ -361,6 +371,38 @@
           <w:b/>
           <w:bCs/>
         </w:rPr>
+        <w:t xml:space="preserve">显示与反馈顺序。</w:t>
+      </w:r>
+      <w:r>
+        <w:t xml:space="preserve">第24页只开疑问、定位条文并停讲30秒，不先给本题完整解释；第25页保留独立写作2分30秒与同桌交流30秒；第26页先听两位学生约1分钟，再按实际回答作一次核心讲评。下列完整答案是教师备查，不要求全部朗读。</w:t>
+      </w:r>
+    </w:p>
+    <w:p>
+      <w:pPr>
+        <w:keepLines/>
+        <w:spacing w:after="95" w:before="0" w:line="330"/>
+      </w:pPr>
+      <w:r>
+        <w:rPr>
+          <w:b/>
+          <w:bCs/>
+        </w:rPr>
+        <w:t xml:space="preserve">回答已经准确时的短反馈。</w:t>
+      </w:r>
+      <w:r>
+        <w:t xml:space="preserve">“你说明了第41条确认的权利和第5条的约束，也举出了普通法律新增的安排，两层理由已接起来。”随后只补实际漏掉的条件，不再从头重复。回答仍混淆时，可用下列“理由”展开；必要时调用第二学时2分30秒机动预算，不削减第25页作答交流。</w:t>
+      </w:r>
+    </w:p>
+    <w:p>
+      <w:pPr>
+        <w:keepLines/>
+        <w:spacing w:after="95" w:before="0" w:line="330"/>
+      </w:pPr>
+      <w:r>
+        <w:rPr>
+          <w:b/>
+          <w:bCs/>
+        </w:rPr>
         <w:t xml:space="preserve">结论。</w:t>
       </w:r>
       <w:r>
@@ -450,6 +492,8 @@
     <w:p>
       <w:pPr>
         <w:pStyle w:val="Heading1"/>
+        <w:keepNext/>
+        <w:keepLines/>
         <w:pageBreakBefore/>
       </w:pPr>
       <w:r>
@@ -459,6 +503,8 @@
     <w:p>
       <w:pPr>
         <w:pStyle w:val="Heading2"/>
+        <w:keepNext/>
+        <w:keepLines/>
       </w:pPr>
       <w:r>
         <w:t xml:space="preserve">甲 没有写根据宪法</w:t>
@@ -531,6 +577,8 @@
     <w:p>
       <w:pPr>
         <w:pStyle w:val="Heading2"/>
+        <w:keepNext/>
+        <w:keepLines/>
       </w:pPr>
       <w:r>
         <w:t xml:space="preserve">乙 写了根据宪法</w:t>
@@ -603,6 +651,8 @@
     <w:p>
       <w:pPr>
         <w:pStyle w:val="Heading1"/>
+        <w:keepNext/>
+        <w:keepLines/>
         <w:pageBreakBefore/>
       </w:pPr>
       <w:r>
@@ -612,6 +662,8 @@
     <w:p>
       <w:pPr>
         <w:pStyle w:val="Heading2"/>
+        <w:keepNext/>
+        <w:keepLines/>
       </w:pPr>
       <w:r>
         <w:t xml:space="preserve">第1问 能否认定合法授权已经成立</w:t>
@@ -652,6 +704,8 @@
     <w:p>
       <w:pPr>
         <w:pStyle w:val="Heading2"/>
+        <w:keepNext/>
+        <w:keepLines/>
       </w:pPr>
       <w:r>
         <w:t xml:space="preserve">第2问 查明哪些信息</w:t>
@@ -692,6 +746,8 @@
     <w:p>
       <w:pPr>
         <w:pStyle w:val="Heading2"/>
+        <w:keepNext/>
+        <w:keepLines/>
       </w:pPr>
       <w:r>
         <w:t xml:space="preserve">第3问 现有材料支持什么判断</w:t>
@@ -748,6 +804,8 @@
     <w:p>
       <w:pPr>
         <w:pStyle w:val="Heading1"/>
+        <w:keepNext/>
+        <w:keepLines/>
         <w:pageBreakBefore/>
       </w:pPr>
       <w:r>
@@ -837,6 +895,8 @@
     <w:p>
       <w:pPr>
         <w:pStyle w:val="Heading1"/>
+        <w:keepNext/>
+        <w:keepLines/>
         <w:pageBreakBefore/>
       </w:pPr>
       <w:r>
@@ -926,6 +986,8 @@
     <w:p>
       <w:pPr>
         <w:pStyle w:val="Heading1"/>
+        <w:keepNext/>
+        <w:keepLines/>
         <w:pageBreakBefore/>
       </w:pPr>
       <w:r>
@@ -1027,7 +1089,7 @@
       <w:r>
         <w:t xml:space="preserve">1994年国办实施通知曾要求确定受理赔偿请求的机构和人员等，以组织新法实施。它说明当时已经认识到法律公布后的实施任务；是历史文件，不是今天个案程序的直接依据，也不证明要求当时均已实现。学生不以此历史文件作答，答题依据仍在学生材料中。</w:t>
       </w:r>
-      <w:hyperlink w:history="1" r:id="rIdgpebtkiicdgt7qolddr3z">
+      <w:hyperlink w:history="1" r:id="rIdpcyemc7rxw6md6axyueir">
         <w:r>
           <w:rPr>
             <w:color w:val="000000"/>
@@ -1043,6 +1105,8 @@
     <w:p>
       <w:pPr>
         <w:pStyle w:val="Heading1"/>
+        <w:keepNext/>
+        <w:keepLines/>
       </w:pPr>
       <w:r>
         <w:t xml:space="preserve">来源与课堂使用边界</w:t>

--- a/materials/第1讲整合试讲主版本/03_逐题讲评.docx
+++ b/materials/第1讲整合试讲主版本/03_逐题讲评.docx
@@ -361,6 +361,47 @@
           <w:b/>
           <w:bCs/>
         </w:rPr>
+        <w:t xml:space="preserve">使用顺序。</w:t>
+      </w:r>
+      <w:r>
+        <w:t xml:space="preserve">第24页只提出疑问并回看条文，第25页独立写作和交流，第26页先听实际回答。学生已说清关系时，用下段短反馈收束；仍有混淆时，再按缺口调用后面的完整理由，替代相应短反馈并使用第二学时机动，不把两套讲评依次念完。以下可能漏项是备课预案，不是已经发生的学生错误。</w:t>
+      </w:r>
+    </w:p>
+    <w:p>
+      <w:pPr>
+        <w:keepLines/>
+        <w:spacing w:after="95" w:before="0" w:line="330"/>
+      </w:pPr>
+      <w:r>
+        <w:rPr>
+          <w:b/>
+          <w:bCs/>
+        </w:rPr>
+        <w:t xml:space="preserve">准确回答后的短反馈。</w:t>
+      </w:r>
+      <w:r>
+        <w:t xml:space="preserve">“第41条已经确认相应赔偿权，第5条约束普通法律；第7条再确定谁负赔偿义务。需要补充办理制度，并不表示宪法此前无效；已有最高效力，也没有替我们写完个案条件。法律继续回答怎样保障，仍须尊重宪法已经确认的保障要求。”可以替换为学生实际使用且准确的第3条或第9条例子。</w:t>
+      </w:r>
+    </w:p>
+    <w:p>
+      <w:pPr>
+        <w:keepLines/>
+        <w:spacing w:after="95" w:before="0" w:line="330"/>
+      </w:pPr>
+      <w:r>
+        <w:t xml:space="preserve">以下是教师按需调用的完整依据与理由。</w:t>
+      </w:r>
+    </w:p>
+    <w:p>
+      <w:pPr>
+        <w:keepLines/>
+        <w:spacing w:after="95" w:before="0" w:line="330"/>
+      </w:pPr>
+      <w:r>
+        <w:rPr>
+          <w:b/>
+          <w:bCs/>
+        </w:rPr>
         <w:t xml:space="preserve">结论。</w:t>
       </w:r>
       <w:r>
@@ -1027,7 +1068,7 @@
       <w:r>
         <w:t xml:space="preserve">1994年国办实施通知曾要求确定受理赔偿请求的机构和人员等，以组织新法实施。它说明当时已经认识到法律公布后的实施任务；是历史文件，不是今天个案程序的直接依据，也不证明要求当时均已实现。学生不以此历史文件作答，答题依据仍在学生材料中。</w:t>
       </w:r>
-      <w:hyperlink w:history="1" r:id="rIdgpebtkiicdgt7qolddr3z">
+      <w:hyperlink w:history="1" r:id="rIdxs4c8l6qa_pb80dr9dzsl">
         <w:r>
           <w:rPr>
             <w:color w:val="000000"/>

--- a/materials/第1讲整合试讲主版本/03_逐题讲评.docx
+++ b/materials/第1讲整合试讲主版本/03_逐题讲评.docx
@@ -16,7 +16,7 @@
         <w:spacing w:after="95" w:before="0" w:line="330"/>
       </w:pPr>
       <w:r>
-        <w:t xml:space="preserve">教师用　与整合试讲主版本学生材料任务1至7及扩展E1、E2对应</w:t>
+        <w:t xml:space="preserve">教师用　与双45分钟主版本学生材料任务1至7及节内备用E1至E4对应</w:t>
       </w:r>
     </w:p>
     <w:p>
@@ -223,6 +223,46 @@
     </w:p>
     <w:p>
       <w:pPr>
+        <w:pStyle w:val="Heading2"/>
+      </w:pPr>
+      <w:r>
+        <w:t xml:space="preserve">任务2的追加理由判断</w:t>
+      </w:r>
+    </w:p>
+    <w:p>
+      <w:pPr>
+        <w:keepLines/>
+        <w:spacing w:after="95" w:before="0" w:line="330"/>
+      </w:pPr>
+      <w:r>
+        <w:rPr>
+          <w:b/>
+          <w:bCs/>
+        </w:rPr>
+        <w:t xml:space="preserve">结论与理由。</w:t>
+      </w:r>
+      <w:r>
+        <w:t xml:space="preserve">不能只因门槛提高到全体一致就说一定更好。它试图避免在支持不够广泛时轻率改变根本规则；但在其他条件相同的题设中，也使少量反对更容易阻止改变，可能增加纠正不合适规则、回应新情况的困难。稳定与依法调整都需理由，不能把较低门槛的主张预先等同于轻视宪法。</w:t>
+      </w:r>
+    </w:p>
+    <w:p>
+      <w:pPr>
+        <w:keepLines/>
+        <w:spacing w:after="95" w:before="0" w:line="330"/>
+      </w:pPr>
+      <w:r>
+        <w:rPr>
+          <w:b/>
+          <w:bCs/>
+        </w:rPr>
+        <w:t xml:space="preserve">可接受分歧与限度。</w:t>
+      </w:r>
+      <w:r>
+        <w:t xml:space="preserve">可以更重视某一风险，但应交代判断条件和未解决的另一面。题目不寻找统一最佳比例，不证明我国实际修宪存在某种阻挠，也不解释三分之二全部历史来源。只答“各有利弊”却不说何种利益、何种代价，尚未完成理由比较；现行门槛仍依法适用。</w:t>
+      </w:r>
+    </w:p>
+    <w:p>
+      <w:pPr>
         <w:pStyle w:val="Heading1"/>
         <w:pageBreakBefore/>
       </w:pPr>
@@ -339,7 +379,7 @@
         <w:t xml:space="preserve">教师备查。</w:t>
       </w:r>
       <w:r>
-        <w:t xml:space="preserve">设例按单一行政机关、无委托、无机关撤销及无其他改变义务主体或赔偿结论的事实设计，适用第7条第1款。上述情形不作学生识记内容。题中事实已查明是一种练习条件，不能讲成现实申请一律须先取得某种确认违法决定。机关承担对外赔偿义务，也不表示工作人员当然免责；第16条有关追偿、处分和刑事责任不在本讲展开。</w:t>
+        <w:t xml:space="preserve">设例按单一行政机关、无委托、无机关撤销及无其他改变义务主体或赔偿结论的事实设计，适用第7条第1款。上述情形不作学生识记内容。题中事实已查明是一种练习条件，不能讲成现实申请一律须先取得某种确认违法决定。机关承担对外赔偿义务，也不表示工作人员当然免责；本讲只借第16条第1款说明个人责任并未消失；不展开追偿程序、处分和刑事责任。</w:t>
       </w:r>
     </w:p>
     <w:p>
@@ -364,20 +404,20 @@
         <w:t xml:space="preserve">使用顺序。</w:t>
       </w:r>
       <w:r>
-        <w:t xml:space="preserve">第24页只提出疑问并回看条文，第25页独立写作和交流，第26页先听实际回答。学生已说清关系时，用下段短反馈收束；仍有混淆时，再按缺口调用后面的完整理由，替代相应短反馈并使用第二学时机动，不把两套讲评依次念完。以下可能漏项是备课预案，不是已经发生的学生错误。</w:t>
-      </w:r>
-    </w:p>
-    <w:p>
-      <w:pPr>
-        <w:keepLines/>
-        <w:spacing w:after="95" w:before="0" w:line="330"/>
-      </w:pPr>
-      <w:r>
-        <w:rPr>
-          <w:b/>
-          <w:bCs/>
-        </w:rPr>
-        <w:t xml:space="preserve">准确回答后的短反馈。</w:t>
+        <w:t xml:space="preserve">第24页定位既有条文并实际读附页第12条；第25页完成两部分短答，第26页听回应后集中一次讲评。主稿已写出条件的合理理由与保障边界。依本节进度选主讲或C7短讲之一，不把本册答案再追加朗读。以下漏项是预备判断，不是本班实际错误。</w:t>
+      </w:r>
+    </w:p>
+    <w:p>
+      <w:pPr>
+        <w:keepLines/>
+        <w:spacing w:after="95" w:before="0" w:line="330"/>
+      </w:pPr>
+      <w:r>
+        <w:rPr>
+          <w:b/>
+          <w:bCs/>
+        </w:rPr>
+        <w:t xml:space="preserve">第一部分的简要结论。</w:t>
       </w:r>
       <w:r>
         <w:t xml:space="preserve">“第41条已经确认相应赔偿权，第5条约束普通法律；第7条再确定谁负赔偿义务。需要补充办理制度，并不表示宪法此前无效；已有最高效力，也没有替我们写完个案条件。法律继续回答怎样保障，仍须尊重宪法已经确认的保障要求。”可以替换为学生实际使用且准确的第3条或第9条例子。</w:t>
@@ -389,7 +429,7 @@
         <w:spacing w:after="95" w:before="0" w:line="330"/>
       </w:pPr>
       <w:r>
-        <w:t xml:space="preserve">以下是教师按需调用的完整依据与理由。</w:t>
+        <w:t xml:space="preserve">以下是核对答案所需的完整依据与理由；课堂实际口述采用同版主稿，不逐段重复本册。</w:t>
       </w:r>
     </w:p>
     <w:p>
@@ -486,6 +526,78 @@
       </w:r>
       <w:r>
         <w:t xml:space="preserve">只写“宪法最高”而没有说明权利及约束；把法律具体化讲成宪法此前无效；反过来认为只读宪法即可计算全部赔偿；只举条号却不说新增信息。可追问：“如果第7条拿掉，手中的第41条能否直接告诉甲是哪一个机关负义务？”再回到两种问题的区别。</w:t>
+      </w:r>
+    </w:p>
+    <w:p>
+      <w:pPr>
+        <w:pStyle w:val="Heading2"/>
+      </w:pPr>
+      <w:r>
+        <w:t xml:space="preserve">任务4第二部分 条件是不是越少越好</w:t>
+      </w:r>
+    </w:p>
+    <w:p>
+      <w:pPr>
+        <w:keepLines/>
+        <w:spacing w:after="95" w:before="0" w:line="330"/>
+      </w:pPr>
+      <w:r>
+        <w:rPr>
+          <w:b/>
+          <w:bCs/>
+        </w:rPr>
+        <w:t xml:space="preserve">结论。</w:t>
+      </w:r>
+      <w:r>
+        <w:t xml:space="preserve">减少不必要障碍的关切合理，但不能只数条件多少。还要区分核实请求所需的信息与取得信息的方式，说明办法如何回应请求人的困难。</w:t>
+      </w:r>
+    </w:p>
+    <w:p>
+      <w:pPr>
+        <w:keepLines/>
+        <w:spacing w:after="95" w:before="0" w:line="330"/>
+      </w:pPr>
+      <w:r>
+        <w:rPr>
+          <w:b/>
+          <w:bCs/>
+        </w:rPr>
+        <w:t xml:space="preserve">依据与理由。</w:t>
+      </w:r>
+      <w:r>
+        <w:t xml:space="preserve">第12条要求具体请求、事实根据和理由，使办理有可核查的内容；同时允许书写确有困难者代书或口头申请、由机关记入笔录。它没有因为困难便放弃记录事实，也没有把本人完成书面申请作为唯一方式。实际安排说明，程序可以调整方式，同时服务核实与保障，而非只能在无条件与拒绝困难者之间二选一。宪法背景仍是第41条及第5条，普通法律不能任意取消已有权利要求。</w:t>
+      </w:r>
+    </w:p>
+    <w:p>
+      <w:pPr>
+        <w:keepLines/>
+        <w:spacing w:after="95" w:before="0" w:line="330"/>
+      </w:pPr>
+      <w:r>
+        <w:rPr>
+          <w:b/>
+          <w:bCs/>
+        </w:rPr>
+        <w:t xml:space="preserve">可接受表达。</w:t>
+      </w:r>
+      <w:r>
+        <w:t xml:space="preserve">“减少多余障碍有必要，但仍需知道请求和事实。第12条保留所需信息，同时让书写困难者口头申请，因此要看条件的作用与替代办法。”也可以指出某项条件是否必要、替代方式是否足够，需要具体材料；不能把这一安排推广成全部程序都已完善。</w:t>
+      </w:r>
+    </w:p>
+    <w:p>
+      <w:pPr>
+        <w:keepLines/>
+        <w:spacing w:after="95" w:before="0" w:line="330"/>
+      </w:pPr>
+      <w:r>
+        <w:rPr>
+          <w:b/>
+          <w:bCs/>
+        </w:rPr>
+        <w:t xml:space="preserve">漏项与限度。</w:t>
+      </w:r>
+      <w:r>
+        <w:t xml:space="preserve">只说条件越少越好却跳过事实核实；只说统一办理方便却无视明确困难；把口头申请当作不需记录内容；把全部程序条件都称作侵害权利；仅凭一项办法断定全法均合宪或保障已全部实现。不同意见可保留，但须说明信息需求、困难与办法。课堂不作正式违宪宣告，不要求记申请栏目、期限或管辖。</w:t>
       </w:r>
     </w:p>
     <w:p>
@@ -897,7 +1009,7 @@
         <w:t xml:space="preserve">使用条件。</w:t>
       </w:r>
       <w:r>
-        <w:t xml:space="preserve">第一学时由45分钟增至50分钟时，在核心第16页后插入第32—33页，共5分钟。其中独立判断1分钟，同桌解释1分钟，学生回应约30秒，其余用于教师引导、讲评及切换。核心90分钟不执行这项额外活动。</w:t>
+        <w:t xml:space="preserve">只在上节45分钟内按容量报告选择。第14页之后、任务2之前调用32—33页，独立判断1分钟、学生回应计划30秒；讲评已计入口述，不追加课时。</w:t>
       </w:r>
     </w:p>
     <w:p>
@@ -986,7 +1098,7 @@
         <w:t xml:space="preserve">使用条件。</w:t>
       </w:r>
       <w:r>
-        <w:t xml:space="preserve">第二学时由45分钟增至50分钟时，在核心第30页后插入第34—35页，共5分钟。其中独立思考1分钟，同桌交流1分钟，学生回应约30秒，其余用于教师引导、讲评及切换，随后返回第31页收束。此项不与核心90分钟重复相加。</w:t>
+        <w:t xml:space="preserve">只在下节45分钟内按容量报告选择。第30页之后、第31页收束前调用34—35页，独立思考1分钟、学生回应计划30秒；讲评已计入口述，不另加同桌讨论或课时。</w:t>
       </w:r>
     </w:p>
     <w:p>
@@ -1068,7 +1180,7 @@
       <w:r>
         <w:t xml:space="preserve">1994年国办实施通知曾要求确定受理赔偿请求的机构和人员等，以组织新法实施。它说明当时已经认识到法律公布后的实施任务；是历史文件，不是今天个案程序的直接依据，也不证明要求当时均已实现。学生不以此历史文件作答，答题依据仍在学生材料中。</w:t>
       </w:r>
-      <w:hyperlink w:history="1" r:id="rIdxs4c8l6qa_pb80dr9dzsl">
+      <w:hyperlink w:history="1" r:id="rIdyz-jxlnn9vfxxsp5wey6h">
         <w:r>
           <w:rPr>
             <w:color w:val="000000"/>
@@ -1079,6 +1191,168 @@
       </w:hyperlink>
       <w:r>
         <w:t xml:space="preserve">。</w:t>
+      </w:r>
+    </w:p>
+    <w:p>
+      <w:pPr>
+        <w:pStyle w:val="Heading1"/>
+        <w:pageBreakBefore/>
+      </w:pPr>
+      <w:r>
+        <w:t xml:space="preserve">备用E3 最高国家权力机关也受宪法约束吗</w:t>
+      </w:r>
+    </w:p>
+    <w:p>
+      <w:pPr>
+        <w:keepLines/>
+        <w:spacing w:after="95" w:before="0" w:line="330"/>
+      </w:pPr>
+      <w:r>
+        <w:rPr>
+          <w:b/>
+          <w:bCs/>
+          <w:spacing w:val="-8"/>
+        </w:rPr>
+        <w:t xml:space="preserve">结论。</w:t>
+      </w:r>
+      <w:r>
+        <w:rPr>
+          <w:spacing w:val="-8"/>
+        </w:rPr>
+        <w:t xml:space="preserve">不自相矛盾。第57条回答全国人大在国家机构中的地位，第5条回答国家机关须遵循的规范，比较对象不同。</w:t>
+      </w:r>
+    </w:p>
+    <w:p>
+      <w:pPr>
+        <w:keepLines/>
+        <w:spacing w:after="95" w:before="0" w:line="330"/>
+      </w:pPr>
+      <w:r>
+        <w:rPr>
+          <w:b/>
+          <w:bCs/>
+          <w:spacing w:val="-8"/>
+        </w:rPr>
+        <w:t xml:space="preserve">依据与理由。</w:t>
+      </w:r>
+      <w:r>
+        <w:rPr>
+          <w:spacing w:val="-8"/>
+        </w:rPr>
+        <w:t xml:space="preserve">第5条要求一切国家机关遵守宪法法律；第64条又使全国人大修改宪法受到特别程序约束。最高机关地位没有使通过条件消失。规范约束不要求凭空另造一个比全国人大更高的机关。</w:t>
+      </w:r>
+    </w:p>
+    <w:p>
+      <w:pPr>
+        <w:keepLines/>
+        <w:spacing w:after="95" w:before="0" w:line="330"/>
+      </w:pPr>
+      <w:r>
+        <w:rPr>
+          <w:b/>
+          <w:bCs/>
+          <w:spacing w:val="-8"/>
+        </w:rPr>
+        <w:t xml:space="preserve">可接受表达。</w:t>
+      </w:r>
+      <w:r>
+        <w:rPr>
+          <w:spacing w:val="-8"/>
+        </w:rPr>
+        <w:t xml:space="preserve">“一个比较机关地位，一个说明法律约束；全国人大依法修宪仍要遵守第64条，所以最高机关不是一切决定均可不受约束。”不要求使用规范位阶等术语。</w:t>
+      </w:r>
+    </w:p>
+    <w:p>
+      <w:pPr>
+        <w:keepLines/>
+        <w:spacing w:after="95" w:before="0" w:line="330"/>
+      </w:pPr>
+      <w:r>
+        <w:rPr>
+          <w:b/>
+          <w:bCs/>
+          <w:spacing w:val="-8"/>
+        </w:rPr>
+        <w:t xml:space="preserve">限度与漏项。</w:t>
+      </w:r>
+      <w:r>
+        <w:rPr>
+          <w:spacing w:val="-8"/>
+        </w:rPr>
+        <w:t xml:space="preserve">不能推出任何个人均可自行撤销国家机关决定；监督如何实现、何种机关有何职权仍须依据法定制度，留后续课程。只重说“都要遵守”而不区分比较对象，尚未回应疑问。</w:t>
+      </w:r>
+    </w:p>
+    <w:p>
+      <w:pPr>
+        <w:pStyle w:val="Heading1"/>
+        <w:pageBreakBefore/>
+      </w:pPr>
+      <w:r>
+        <w:t xml:space="preserve">备用E4 赔偿义务已履行以后</w:t>
+      </w:r>
+    </w:p>
+    <w:p>
+      <w:pPr>
+        <w:keepLines/>
+        <w:spacing w:after="95" w:before="0" w:line="330"/>
+      </w:pPr>
+      <w:r>
+        <w:rPr>
+          <w:b/>
+          <w:bCs/>
+        </w:rPr>
+        <w:t xml:space="preserve">结论。</w:t>
+      </w:r>
+      <w:r>
+        <w:t xml:space="preserve">完成赔偿有实际救济意义，但不能使过去的违法拘留变成合法，也不能独自证明所有权利保障任务已结束。</w:t>
+      </w:r>
+    </w:p>
+    <w:p>
+      <w:pPr>
+        <w:keepLines/>
+        <w:spacing w:after="95" w:before="0" w:line="330"/>
+      </w:pPr>
+      <w:r>
+        <w:rPr>
+          <w:b/>
+          <w:bCs/>
+        </w:rPr>
+        <w:t xml:space="preserve">依据与理由。</w:t>
+      </w:r>
+      <w:r>
+        <w:t xml:space="preserve">第5、33条持续对国家活动提出要求，第41条及专法规定相应赔偿权和义务。国家赔偿法第1条并列保障赔偿权与促进依法行使职权，第16条另作有条件的责任追究。侵害发生时的合法性、事后赔偿、个人责任和防止再发生须分别判断，不能用一项义务已完成代替全部问题。</w:t>
+      </w:r>
+    </w:p>
+    <w:p>
+      <w:pPr>
+        <w:keepLines/>
+        <w:spacing w:after="95" w:before="0" w:line="330"/>
+      </w:pPr>
+      <w:r>
+        <w:rPr>
+          <w:b/>
+          <w:bCs/>
+        </w:rPr>
+        <w:t xml:space="preserve">可接受表达。</w:t>
+      </w:r>
+      <w:r>
+        <w:t xml:space="preserve">“已赔偿与无人回应不同，应承认救济价值；但事后责任不是事前许可，仍须依法检查相应责任和履职安排。”也可从人权保障不只等于事后赔偿说明。</w:t>
+      </w:r>
+    </w:p>
+    <w:p>
+      <w:pPr>
+        <w:keepLines/>
+        <w:spacing w:after="95" w:before="0" w:line="330"/>
+      </w:pPr>
+      <w:r>
+        <w:rPr>
+          <w:b/>
+          <w:bCs/>
+        </w:rPr>
+        <w:t xml:space="preserve">限度与漏项。</w:t>
+      </w:r>
+      <w:r>
+        <w:t xml:space="preserve">材料不足以确定具体处分、追偿金额或某项改革；不能跳过第16条过错条件。也不因无法恢复过去全部状态就断言赔偿毫无意义。本题不评金额是否充分，不编造现实人员责任。</w:t>
       </w:r>
     </w:p>
     <w:p>

--- a/materials/第1讲整合试讲主版本/03_逐题讲评.docx
+++ b/materials/第1讲整合试讲主版本/03_逐题讲评.docx
@@ -16,16 +16,16 @@
         <w:spacing w:after="95" w:before="0" w:line="330"/>
       </w:pPr>
       <w:r>
-        <w:t xml:space="preserve">教师用　与双45分钟主版本学生材料任务1至7及节内备用E1至E4对应</w:t>
-      </w:r>
-    </w:p>
-    <w:p>
-      <w:pPr>
-        <w:keepLines/>
-        <w:spacing w:after="95" w:before="0" w:line="330"/>
-      </w:pPr>
-      <w:r>
-        <w:t xml:space="preserve">先由学生完成独立判断，再显示讲评。以下答案按结论、依据、理由和限度组织；可接受意义准确的不同表达，不按是否复述术语评分，也不设新的考核比例。同例定位和关系解释承担不同任务，不能用即时复用示范的正确答案证明独立掌握。</w:t>
+        <w:t xml:space="preserve">教师用　与双45分钟主版本学生材料任务1至7及备查E1至E4对应</w:t>
+      </w:r>
+    </w:p>
+    <w:p>
+      <w:pPr>
+        <w:keepLines/>
+        <w:spacing w:after="95" w:before="0" w:line="330"/>
+      </w:pPr>
+      <w:r>
+        <w:t xml:space="preserve">任务1与任务4保留独立解释和一次反馈，任务3由教师带领判断，任务5与任务7随讲回收；任务2、任务6与E附页只作备查。以下答案按结论、依据、理由和限度组织，可接受意义准确的不同表达，不按是否复述术语评分，不设新的考核比例。课堂实际口述以主稿为准，不把本册再逐段朗读一次。即时复用示范的正确回答不证明独立掌握。</w:t>
       </w:r>
     </w:p>
     <w:p>
@@ -138,7 +138,7 @@
         <w:pageBreakBefore/>
       </w:pPr>
       <w:r>
-        <w:t xml:space="preserve">任务2 同为60%赞成能否通过</w:t>
+        <w:t xml:space="preserve">任务2 备查：同为60%赞成能否通过</w:t>
       </w:r>
     </w:p>
     <w:p>
@@ -267,7 +267,7 @@
         <w:pageBreakBefore/>
       </w:pPr>
       <w:r>
-        <w:t xml:space="preserve">任务3 这些事实已经给出可以判断什么</w:t>
+        <w:t xml:space="preserve">任务3 随讲判断：这些事实已经给出可以判断什么</w:t>
       </w:r>
     </w:p>
     <w:p>
@@ -379,7 +379,7 @@
         <w:t xml:space="preserve">教师备查。</w:t>
       </w:r>
       <w:r>
-        <w:t xml:space="preserve">设例按单一行政机关、无委托、无机关撤销及无其他改变义务主体或赔偿结论的事实设计，适用第7条第1款。上述情形不作学生识记内容。题中事实已查明是一种练习条件，不能讲成现实申请一律须先取得某种确认违法决定。机关承担对外赔偿义务，也不表示工作人员当然免责；本讲只借第16条第1款说明个人责任并未消失；不展开追偿程序、处分和刑事责任。</w:t>
+        <w:t xml:space="preserve">设例按单一行政机关、无委托、无机关撤销及无其他改变义务主体或赔偿结论的事实设计，适用第7条第1款。上述情形不作学生识记内容。题中事实已查明是一种练习条件，不能讲成现实申请一律须先取得某种确认违法决定。机关承担对外赔偿义务，也不表示工作人员当然免责；默认讲述只作这句区分，第16条原文和故意、重大过失及部分或者全部费用等条件主要备查；不展开追偿程序、处分和刑事责任。</w:t>
       </w:r>
     </w:p>
     <w:p>
@@ -404,7 +404,7 @@
         <w:t xml:space="preserve">使用顺序。</w:t>
       </w:r>
       <w:r>
-        <w:t xml:space="preserve">第24页定位既有条文并实际读附页第12条；第25页完成两部分短答，第26页听回应后集中一次讲评。主稿已写出条件的合理理由与保障边界。依本节进度选主讲或C7短讲之一，不把本册答案再追加朗读。以下漏项是预备判断，不是本班实际错误。</w:t>
+        <w:t xml:space="preserve">沿同一请求带读第12条，连续解释核实任务与本人书写的区别，再让学生围绕续接情境组织一段理由，集中反馈一次。原页级读写和多轮交换已退出默认课堂。以下漏项是预备判断，不是本班实际错误；课堂讲评已经计入口述，不重复计时。</w:t>
       </w:r>
     </w:p>
     <w:p>
@@ -533,7 +533,7 @@
         <w:pStyle w:val="Heading2"/>
       </w:pPr>
       <w:r>
-        <w:t xml:space="preserve">任务4第二部分 条件是不是越少越好</w:t>
+        <w:t xml:space="preserve">任务4第二部分 核实需要能否证明本人书写是唯一方式</w:t>
       </w:r>
     </w:p>
     <w:p>
@@ -549,7 +549,7 @@
         <w:t xml:space="preserve">结论。</w:t>
       </w:r>
       <w:r>
-        <w:t xml:space="preserve">减少不必要障碍的关切合理，但不能只数条件多少。还要区分核实请求所需的信息与取得信息的方式，说明办法如何回应请求人的困难。</w:t>
+        <w:t xml:space="preserve">机关需要具体请求、事实根据和理由，有明确的核实任务；这不足以证明本人书写是唯一方式。对题设已经查明的书写困难，第12条明确允许委托代书或口头申请并由赔偿义务机关记入笔录。信息要求继续存在，取得和记录信息的方式可以依法改变。</w:t>
       </w:r>
     </w:p>
     <w:p>
@@ -565,7 +565,7 @@
         <w:t xml:space="preserve">依据与理由。</w:t>
       </w:r>
       <w:r>
-        <w:t xml:space="preserve">第12条要求具体请求、事实根据和理由，使办理有可核查的内容；同时允许书写确有困难者代书或口头申请、由机关记入笔录。它没有因为困难便放弃记录事实，也没有把本人完成书面申请作为唯一方式。实际安排说明，程序可以调整方式，同时服务核实与保障，而非只能在无条件与拒绝困难者之间二选一。宪法背景仍是第41条及第5条，普通法律不能任意取消已有权利要求。</w:t>
+        <w:t xml:space="preserve">第12条第1款起句与第2项把请求、事实和理由写入申请内容，第2款规定书写确有困难时的替代方式。书面记录有保留和核对信息的作用，但作用本身不能证明只能由请求人亲笔完成。代书保留申请书，口头申请由机关形成笔录，两种方式仍留下待核信息。判断应依次问：信息要求与处理任务有什么联系；是否存在仍能满足任务的可行替代；坚持唯一方式会怎样影响提出请求的机会。宪法第41条确认权利，第5条约束普通立法；专法作出这些具体安排，并非首次赋予宪法效力。</w:t>
       </w:r>
     </w:p>
     <w:p>
@@ -581,7 +581,7 @@
         <w:t xml:space="preserve">可接受表达。</w:t>
       </w:r>
       <w:r>
-        <w:t xml:space="preserve">“减少多余障碍有必要，但仍需知道请求和事实。第12条保留所需信息，同时让书写困难者口头申请，因此要看条件的作用与替代办法。”也可以指出某项条件是否必要、替代方式是否足够，需要具体材料；不能把这一安排推广成全部程序都已完善。</w:t>
+        <w:t xml:space="preserve">“需要查明请求和事实，不等于必须本人写。书写确有困难时可以口头申请，由机关记入笔录；核实内容没有取消，表达和记录的办法改变了。因此能够依法提出请求，但还要按事实和法定条件判断后续结果。”也可用代书说明相同关系，不要求使用‘形式障碍’等术语。</w:t>
       </w:r>
     </w:p>
     <w:p>
@@ -597,7 +597,7 @@
         <w:t xml:space="preserve">漏项与限度。</w:t>
       </w:r>
       <w:r>
-        <w:t xml:space="preserve">只说条件越少越好却跳过事实核实；只说统一办理方便却无视明确困难；把口头申请当作不需记录内容；把全部程序条件都称作侵害权利；仅凭一项办法断定全法均合宪或保障已全部实现。不同意见可保留，但须说明信息需求、困难与办法。课堂不作正式违宪宣告，不要求记申请栏目、期限或管辖。</w:t>
+        <w:t xml:space="preserve">只答‘兼顾双方’而没有解释信息与方式；把需要记录推出必须亲笔；把口头申请当作不需说明或记录事实；把允许申请等同于事实当然成立、请求当然全部支持；凭一项办法断定全法均合宪或保障已全部实现。对保障是否充分仍可有不同评价，但须给具体理由；题设不支持金额、责任人员、期限、管辖或现实效果的结论。课堂不作正式合宪性审查，也不把这一制度推理冒称1994年真实两派争论。</w:t>
       </w:r>
     </w:p>
     <w:p>
@@ -606,7 +606,7 @@
         <w:pageBreakBefore/>
       </w:pPr>
       <w:r>
-        <w:t xml:space="preserve">任务5 起首句能够证明什么</w:t>
+        <w:t xml:space="preserve">任务5 收束对照：起首句能够证明什么</w:t>
       </w:r>
     </w:p>
     <w:p>
@@ -759,7 +759,7 @@
         <w:pageBreakBefore/>
       </w:pPr>
       <w:r>
-        <w:t xml:space="preserve">任务6 只有一个目的还缺什么</w:t>
+        <w:t xml:space="preserve">任务6 备查迁移：只有一个目的还缺什么</w:t>
       </w:r>
     </w:p>
     <w:p>
@@ -904,7 +904,7 @@
         <w:pageBreakBefore/>
       </w:pPr>
       <w:r>
-        <w:t xml:space="preserve">任务7 把整堂课连起来</w:t>
+        <w:t xml:space="preserve">任务7 教师回收：把整堂课连起来</w:t>
       </w:r>
     </w:p>
     <w:p>
@@ -1009,7 +1009,7 @@
         <w:t xml:space="preserve">使用条件。</w:t>
       </w:r>
       <w:r>
-        <w:t xml:space="preserve">只在上节45分钟内按容量报告选择。第14页之后、任务2之前调用32—33页，独立判断1分钟、学生回应计划30秒；讲评已计入口述，不追加课时。</w:t>
+        <w:t xml:space="preserve">课后查读或教师备查，不进入默认主线。确需在课堂使用时，须替换相关段而重新核本节容量，不再照旧E/C表跳转或自动增加作答。</w:t>
       </w:r>
     </w:p>
     <w:p>
@@ -1098,7 +1098,7 @@
         <w:t xml:space="preserve">使用条件。</w:t>
       </w:r>
       <w:r>
-        <w:t xml:space="preserve">只在下节45分钟内按容量报告选择。第30页之后、第31页收束前调用34—35页，独立思考1分钟、学生回应计划30秒；讲评已计入口述，不另加同桌讨论或课时。</w:t>
+        <w:t xml:space="preserve">课后查读或教师备查。其必要认识已在1994实施过程与整讲回收中讲述，本答案不再追加一轮默认活动。</w:t>
       </w:r>
     </w:p>
     <w:p>
@@ -1180,7 +1180,7 @@
       <w:r>
         <w:t xml:space="preserve">1994年国办实施通知曾要求确定受理赔偿请求的机构和人员等，以组织新法实施。它说明当时已经认识到法律公布后的实施任务；是历史文件，不是今天个案程序的直接依据，也不证明要求当时均已实现。学生不以此历史文件作答，答题依据仍在学生材料中。</w:t>
       </w:r>
-      <w:hyperlink w:history="1" r:id="rIdyz-jxlnn9vfxxsp5wey6h">
+      <w:hyperlink w:history="1" r:id="rIdy8zrcocfftbqplpcc7dfv">
         <w:r>
           <w:rPr>
             <w:color w:val="000000"/>

--- a/materials/第1讲整合试讲主版本/03_逐题讲评.docx
+++ b/materials/第1讲整合试讲主版本/03_逐题讲评.docx
@@ -388,7 +388,7 @@
         <w:pageBreakBefore/>
       </w:pPr>
       <w:r>
-        <w:t xml:space="preserve">任务4 既然法律安排具体事项宪法还约束什么</w:t>
+        <w:t xml:space="preserve">任务4 核实需要能否证明本人书写是唯一方式</w:t>
       </w:r>
     </w:p>
     <w:p>
@@ -417,10 +417,10 @@
           <w:b/>
           <w:bCs/>
         </w:rPr>
-        <w:t xml:space="preserve">第一部分的简要结论。</w:t>
-      </w:r>
-      <w:r>
-        <w:t xml:space="preserve">“第41条已经确认相应赔偿权，第5条约束普通法律；第7条再确定谁负赔偿义务。需要补充办理制度，并不表示宪法此前无效；已有最高效力，也没有替我们写完个案条件。法律继续回答怎样保障，仍须尊重宪法已经确认的保障要求。”可以替换为学生实际使用且准确的第3条或第9条例子。</w:t>
+        <w:t xml:space="preserve">随讲回收的简要结论。</w:t>
+      </w:r>
+      <w:r>
+        <w:t xml:space="preserve">“第41条已经确认相应赔偿权，第5条约束普通法律；第7条再确定谁负赔偿义务。需要补充办理制度，并不表示宪法此前无效；已有最高效力，也没有替我们写完个案条件。法律继续回答怎样保障，仍须尊重宪法已经确认的保障要求。”可以替换为准确的第3条或第9条例子；不另设一次独立作答。</w:t>
       </w:r>
     </w:p>
     <w:p>
@@ -533,7 +533,7 @@
         <w:pStyle w:val="Heading2"/>
       </w:pPr>
       <w:r>
-        <w:t xml:space="preserve">任务4第二部分 核实需要能否证明本人书写是唯一方式</w:t>
+        <w:t xml:space="preserve">任务4独立解释 信息需要与唯一形式</w:t>
       </w:r>
     </w:p>
     <w:p>
@@ -565,7 +565,7 @@
         <w:t xml:space="preserve">依据与理由。</w:t>
       </w:r>
       <w:r>
-        <w:t xml:space="preserve">第12条第1款起句与第2项把请求、事实和理由写入申请内容，第2款规定书写确有困难时的替代方式。书面记录有保留和核对信息的作用，但作用本身不能证明只能由请求人亲笔完成。代书保留申请书，口头申请由机关形成笔录，两种方式仍留下待核信息。判断应依次问：信息要求与处理任务有什么联系；是否存在仍能满足任务的可行替代；坚持唯一方式会怎样影响提出请求的机会。宪法第41条确认权利，第5条约束普通立法；专法作出这些具体安排，并非首次赋予宪法效力。</w:t>
+        <w:t xml:space="preserve">第12条第1款起句与第2项把请求、事实和理由写入申请内容，第2款规定书写确有困难时的替代方式。书面记录有保留和核对信息的作用，但作用本身不能证明只能由请求人亲笔完成。本人写下某件事，也不能独自证明它确实发生；代书保留申请书，口头申请由机关形成笔录，两种方式同样留下待核信息，机关仍须依法核实。判断应依次问：信息要求与处理任务有什么联系；是否存在仍能满足任务的可行替代；坚持唯一方式会怎样影响提出请求的机会。宪法第41条确认权利，第5条约束普通立法；专法作出这些具体安排，并非首次赋予宪法效力。</w:t>
       </w:r>
     </w:p>
     <w:p>
@@ -597,7 +597,7 @@
         <w:t xml:space="preserve">漏项与限度。</w:t>
       </w:r>
       <w:r>
-        <w:t xml:space="preserve">只答‘兼顾双方’而没有解释信息与方式；把需要记录推出必须亲笔；把口头申请当作不需说明或记录事实；把允许申请等同于事实当然成立、请求当然全部支持；凭一项办法断定全法均合宪或保障已全部实现。对保障是否充分仍可有不同评价，但须给具体理由；题设不支持金额、责任人员、期限、管辖或现实效果的结论。课堂不作正式合宪性审查，也不把这一制度推理冒称1994年真实两派争论。</w:t>
+        <w:t xml:space="preserve">只答‘兼顾双方’而没有解释信息与方式；把需要记录推出必须亲笔；把口头申请当作不需说明或记录事实；把允许申请等同于全部主张当然支持；凭一项办法断定全法均合宪或保障已全部实现。原题已给定的违法行政拘留及自由侵害，继续支持甲有赔偿权、相应机关负义务的有限结论，不能因采用替代方式改回未知。未给的其他主张、金额、责任人员、期限、管辖和现实履行结果仍需各自依据。对保障是否充分可有不同评价，但须给具体理由；课堂不作正式合宪性审查，也不把这一制度推理冒称1994年真实两派争论。</w:t>
       </w:r>
     </w:p>
     <w:p>
@@ -1180,7 +1180,7 @@
       <w:r>
         <w:t xml:space="preserve">1994年国办实施通知曾要求确定受理赔偿请求的机构和人员等，以组织新法实施。它说明当时已经认识到法律公布后的实施任务；是历史文件，不是今天个案程序的直接依据，也不证明要求当时均已实现。学生不以此历史文件作答，答题依据仍在学生材料中。</w:t>
       </w:r>
-      <w:hyperlink w:history="1" r:id="rIdy8zrcocfftbqplpcc7dfv">
+      <w:hyperlink w:history="1" r:id="rIdpm9cg7g1vzmdhf91hg2gv">
         <w:r>
           <w:rPr>
             <w:color w:val="000000"/>
